--- a/Магистерская/Методическая статья.docx
+++ b/Магистерская/Методическая статья.docx
@@ -1,6 +1,6 @@
 
 <file path=word/document.xml><?xml version="1.0" encoding="utf-8"?>
-<w:document xmlns:wpc="http://schemas.microsoft.com/office/word/2010/wordprocessingCanvas" xmlns:cx="http://schemas.microsoft.com/office/drawing/2014/chartex" xmlns:cx1="http://schemas.microsoft.com/office/drawing/2015/9/8/chartex" xmlns:cx2="http://schemas.microsoft.com/office/drawing/2015/10/21/chartex" xmlns:cx3="http://schemas.microsoft.com/office/drawing/2016/5/9/chartex" xmlns:cx4="http://schemas.microsoft.com/office/drawing/2016/5/10/chartex" xmlns:cx5="http://schemas.microsoft.com/office/drawing/2016/5/11/chartex" xmlns:cx6="http://schemas.microsoft.com/office/drawing/2016/5/12/chartex" xmlns:cx7="http://schemas.microsoft.com/office/drawing/2016/5/13/chartex" xmlns:cx8="http://schemas.microsoft.com/office/drawing/2016/5/14/chartex" xmlns:mc="http://schemas.openxmlformats.org/markup-compatibility/2006" xmlns:aink="http://schemas.microsoft.com/office/drawing/2016/ink" xmlns:am3d="http://schemas.microsoft.com/office/drawing/2017/model3d" xmlns:o="urn:schemas-microsoft-com:office:office" xmlns:r="http://schemas.openxmlformats.org/officeDocument/2006/relationships" xmlns:m="http://schemas.openxmlformats.org/officeDocument/2006/math" xmlns:v="urn:schemas-microsoft-com:vml" xmlns:wp14="http://schemas.microsoft.com/office/word/2010/wordprocessingDrawing" xmlns:wp="http://schemas.openxmlformats.org/drawingml/2006/wordprocessingDrawing" xmlns:w10="urn:schemas-microsoft-com:office:word" xmlns:w="http://schemas.openxmlformats.org/wordprocessingml/2006/main" xmlns:w14="http://schemas.microsoft.com/office/word/2010/wordml" xmlns:w15="http://schemas.microsoft.com/office/word/2012/wordml" xmlns:w16cid="http://schemas.microsoft.com/office/word/2016/wordml/cid" xmlns:w16se="http://schemas.microsoft.com/office/word/2015/wordml/symex" xmlns:wpg="http://schemas.microsoft.com/office/word/2010/wordprocessingGroup" xmlns:wpi="http://schemas.microsoft.com/office/word/2010/wordprocessingInk" xmlns:wne="http://schemas.microsoft.com/office/word/2006/wordml" xmlns:wps="http://schemas.microsoft.com/office/word/2010/wordprocessingShape" mc:Ignorable="w14 w15 w16se w16cid wp14">
+<w:document xmlns:wpc="http://schemas.microsoft.com/office/word/2010/wordprocessingCanvas" xmlns:cx="http://schemas.microsoft.com/office/drawing/2014/chartex" xmlns:cx1="http://schemas.microsoft.com/office/drawing/2015/9/8/chartex" xmlns:cx2="http://schemas.microsoft.com/office/drawing/2015/10/21/chartex" xmlns:cx3="http://schemas.microsoft.com/office/drawing/2016/5/9/chartex" xmlns:cx4="http://schemas.microsoft.com/office/drawing/2016/5/10/chartex" xmlns:cx5="http://schemas.microsoft.com/office/drawing/2016/5/11/chartex" xmlns:cx6="http://schemas.microsoft.com/office/drawing/2016/5/12/chartex" xmlns:cx7="http://schemas.microsoft.com/office/drawing/2016/5/13/chartex" xmlns:cx8="http://schemas.microsoft.com/office/drawing/2016/5/14/chartex" xmlns:mc="http://schemas.openxmlformats.org/markup-compatibility/2006" xmlns:aink="http://schemas.microsoft.com/office/drawing/2016/ink" xmlns:am3d="http://schemas.microsoft.com/office/drawing/2017/model3d" xmlns:o="urn:schemas-microsoft-com:office:office" xmlns:oel="http://schemas.microsoft.com/office/2019/extlst" xmlns:r="http://schemas.openxmlformats.org/officeDocument/2006/relationships" xmlns:m="http://schemas.openxmlformats.org/officeDocument/2006/math" xmlns:v="urn:schemas-microsoft-com:vml" xmlns:wp14="http://schemas.microsoft.com/office/word/2010/wordprocessingDrawing" xmlns:wp="http://schemas.openxmlformats.org/drawingml/2006/wordprocessingDrawing" xmlns:w10="urn:schemas-microsoft-com:office:word" xmlns:w="http://schemas.openxmlformats.org/wordprocessingml/2006/main" xmlns:w14="http://schemas.microsoft.com/office/word/2010/wordml" xmlns:w15="http://schemas.microsoft.com/office/word/2012/wordml" xmlns:w16cex="http://schemas.microsoft.com/office/word/2018/wordml/cex" xmlns:w16cid="http://schemas.microsoft.com/office/word/2016/wordml/cid" xmlns:w16="http://schemas.microsoft.com/office/word/2018/wordml" xmlns:w16sdtdh="http://schemas.microsoft.com/office/word/2020/wordml/sdtdatahash" xmlns:w16se="http://schemas.microsoft.com/office/word/2015/wordml/symex" xmlns:wpg="http://schemas.microsoft.com/office/word/2010/wordprocessingGroup" xmlns:wpi="http://schemas.microsoft.com/office/word/2010/wordprocessingInk" xmlns:wne="http://schemas.microsoft.com/office/word/2006/wordml" xmlns:wps="http://schemas.microsoft.com/office/word/2010/wordprocessingShape" mc:Ignorable="w14 w15 w16se w16cid w16 w16cex w16sdtdh wp14">
   <w:body>
     <w:p>
       <w:pPr>
@@ -2378,7 +2378,27 @@
           <w:szCs w:val="24"/>
           <w:lang w:val="ru-RU"/>
         </w:rPr>
-        <w:t xml:space="preserve"> (Квт*ч).</w:t>
+        <w:t xml:space="preserve"> (</w:t>
+      </w:r>
+      <w:proofErr w:type="spellStart"/>
+      <w:r>
+        <w:rPr>
+          <w:rFonts w:ascii="Times New Roman" w:hAnsi="Times New Roman" w:cs="Times New Roman"/>
+          <w:sz w:val="24"/>
+          <w:szCs w:val="24"/>
+          <w:lang w:val="ru-RU"/>
+        </w:rPr>
+        <w:t>Квт</w:t>
+      </w:r>
+      <w:proofErr w:type="spellEnd"/>
+      <w:r>
+        <w:rPr>
+          <w:rFonts w:ascii="Times New Roman" w:hAnsi="Times New Roman" w:cs="Times New Roman"/>
+          <w:sz w:val="24"/>
+          <w:szCs w:val="24"/>
+          <w:lang w:val="ru-RU"/>
+        </w:rPr>
+        <w:t>*ч).</w:t>
       </w:r>
     </w:p>
     <w:p>
@@ -2697,7 +2717,6 @@
         </w:rPr>
         <w:t xml:space="preserve">Абсолютное энергопотребление системы </w:t>
       </w:r>
-      <w:proofErr w:type="spellStart"/>
       <w:r>
         <w:rPr>
           <w:rFonts w:ascii="Times New Roman" w:hAnsi="Times New Roman" w:cs="Times New Roman"/>
@@ -2715,15 +2734,34 @@
         </w:rPr>
         <w:t>i</w:t>
       </w:r>
-      <w:proofErr w:type="spellEnd"/>
-      <w:r>
-        <w:rPr>
-          <w:rFonts w:ascii="Times New Roman" w:hAnsi="Times New Roman" w:cs="Times New Roman"/>
-          <w:sz w:val="24"/>
-          <w:szCs w:val="24"/>
-          <w:lang w:val="ru-RU"/>
-        </w:rPr>
-        <w:t xml:space="preserve"> (Квт*ч</w:t>
+      <w:r>
+        <w:rPr>
+          <w:rFonts w:ascii="Times New Roman" w:hAnsi="Times New Roman" w:cs="Times New Roman"/>
+          <w:sz w:val="24"/>
+          <w:szCs w:val="24"/>
+          <w:lang w:val="ru-RU"/>
+        </w:rPr>
+        <w:t xml:space="preserve"> (</w:t>
+      </w:r>
+      <w:proofErr w:type="spellStart"/>
+      <w:r>
+        <w:rPr>
+          <w:rFonts w:ascii="Times New Roman" w:hAnsi="Times New Roman" w:cs="Times New Roman"/>
+          <w:sz w:val="24"/>
+          <w:szCs w:val="24"/>
+          <w:lang w:val="ru-RU"/>
+        </w:rPr>
+        <w:t>Квт</w:t>
+      </w:r>
+      <w:proofErr w:type="spellEnd"/>
+      <w:r>
+        <w:rPr>
+          <w:rFonts w:ascii="Times New Roman" w:hAnsi="Times New Roman" w:cs="Times New Roman"/>
+          <w:sz w:val="24"/>
+          <w:szCs w:val="24"/>
+          <w:lang w:val="ru-RU"/>
+        </w:rPr>
+        <w:t>*ч</w:t>
       </w:r>
       <w:r>
         <w:rPr>
@@ -3714,27 +3752,7 @@
           <w:szCs w:val="24"/>
           <w:lang w:val="ru-RU"/>
         </w:rPr>
-        <w:t xml:space="preserve"> </w:t>
-      </w:r>
-      <w:proofErr w:type="spellStart"/>
-      <w:r>
-        <w:rPr>
-          <w:rFonts w:ascii="Times New Roman" w:hAnsi="Times New Roman" w:cs="Times New Roman"/>
-          <w:sz w:val="24"/>
-          <w:szCs w:val="24"/>
-          <w:lang w:val="ru-RU"/>
-        </w:rPr>
-        <w:t>мс</w:t>
-      </w:r>
-      <w:proofErr w:type="spellEnd"/>
-      <w:r>
-        <w:rPr>
-          <w:rFonts w:ascii="Times New Roman" w:hAnsi="Times New Roman" w:cs="Times New Roman"/>
-          <w:sz w:val="24"/>
-          <w:szCs w:val="24"/>
-          <w:lang w:val="ru-RU"/>
-        </w:rPr>
-        <w:t xml:space="preserve"> считывается вектор относительной загрузки памяти </w:t>
+        <w:t xml:space="preserve"> мс считывается вектор относительной загрузки памяти </w:t>
       </w:r>
       <w:proofErr w:type="spellStart"/>
       <w:r>
@@ -6403,7 +6421,23 @@
           <w:sz w:val="24"/>
           <w:szCs w:val="24"/>
         </w:rPr>
-        <w:t xml:space="preserve">, 1) </w:t>
+        <w:t xml:space="preserve">, </w:t>
+      </w:r>
+      <w:r>
+        <w:rPr>
+          <w:rFonts w:ascii="Times New Roman" w:hAnsi="Times New Roman" w:cs="Times New Roman"/>
+          <w:sz w:val="24"/>
+          <w:szCs w:val="24"/>
+        </w:rPr>
+        <w:t>j</w:t>
+      </w:r>
+      <w:r>
+        <w:rPr>
+          <w:rFonts w:ascii="Times New Roman" w:hAnsi="Times New Roman" w:cs="Times New Roman"/>
+          <w:sz w:val="24"/>
+          <w:szCs w:val="24"/>
+        </w:rPr>
+        <w:t xml:space="preserve">) </w:t>
       </w:r>
     </w:p>
     <w:p>
@@ -6718,27 +6752,7 @@
           <w:szCs w:val="24"/>
           <w:lang w:val="ru-RU"/>
         </w:rPr>
-        <w:t xml:space="preserve"> </w:t>
-      </w:r>
-      <w:proofErr w:type="spellStart"/>
-      <w:r>
-        <w:rPr>
-          <w:rFonts w:ascii="Times New Roman" w:hAnsi="Times New Roman" w:cs="Times New Roman"/>
-          <w:sz w:val="24"/>
-          <w:szCs w:val="24"/>
-          <w:lang w:val="ru-RU"/>
-        </w:rPr>
-        <w:t>мс</w:t>
-      </w:r>
-      <w:proofErr w:type="spellEnd"/>
-      <w:r>
-        <w:rPr>
-          <w:rFonts w:ascii="Times New Roman" w:hAnsi="Times New Roman" w:cs="Times New Roman"/>
-          <w:sz w:val="24"/>
-          <w:szCs w:val="24"/>
-          <w:lang w:val="ru-RU"/>
-        </w:rPr>
-        <w:t xml:space="preserve"> считывается вектор относительной загрузки процессора </w:t>
+        <w:t xml:space="preserve"> мс считывается вектор относительной загрузки процессора </w:t>
       </w:r>
       <w:proofErr w:type="spellStart"/>
       <w:r>
@@ -9247,7 +9261,23 @@
           <w:sz w:val="24"/>
           <w:szCs w:val="24"/>
         </w:rPr>
-        <w:t xml:space="preserve">, 1) </w:t>
+        <w:t xml:space="preserve">, </w:t>
+      </w:r>
+      <w:r>
+        <w:rPr>
+          <w:rFonts w:ascii="Times New Roman" w:hAnsi="Times New Roman" w:cs="Times New Roman"/>
+          <w:sz w:val="24"/>
+          <w:szCs w:val="24"/>
+        </w:rPr>
+        <w:t>j</w:t>
+      </w:r>
+      <w:r>
+        <w:rPr>
+          <w:rFonts w:ascii="Times New Roman" w:hAnsi="Times New Roman" w:cs="Times New Roman"/>
+          <w:sz w:val="24"/>
+          <w:szCs w:val="24"/>
+        </w:rPr>
+        <w:t xml:space="preserve">) </w:t>
       </w:r>
     </w:p>
     <w:p>
@@ -9580,27 +9610,7 @@
           <w:szCs w:val="24"/>
           <w:lang w:val="ru-RU"/>
         </w:rPr>
-        <w:t xml:space="preserve"> </w:t>
-      </w:r>
-      <w:proofErr w:type="spellStart"/>
-      <w:r>
-        <w:rPr>
-          <w:rFonts w:ascii="Times New Roman" w:hAnsi="Times New Roman" w:cs="Times New Roman"/>
-          <w:sz w:val="24"/>
-          <w:szCs w:val="24"/>
-          <w:lang w:val="ru-RU"/>
-        </w:rPr>
-        <w:t>мс</w:t>
-      </w:r>
-      <w:proofErr w:type="spellEnd"/>
-      <w:r>
-        <w:rPr>
-          <w:rFonts w:ascii="Times New Roman" w:hAnsi="Times New Roman" w:cs="Times New Roman"/>
-          <w:sz w:val="24"/>
-          <w:szCs w:val="24"/>
-          <w:lang w:val="ru-RU"/>
-        </w:rPr>
-        <w:t xml:space="preserve"> считывается матрица задержки </w:t>
+        <w:t xml:space="preserve"> мс считывается матрица задержки </w:t>
       </w:r>
       <w:r>
         <w:rPr>
@@ -11804,27 +11814,7 @@
           <w:szCs w:val="24"/>
           <w:lang w:val="ru-RU"/>
         </w:rPr>
-        <w:t xml:space="preserve"> </w:t>
-      </w:r>
-      <w:proofErr w:type="spellStart"/>
-      <w:r>
-        <w:rPr>
-          <w:rFonts w:ascii="Times New Roman" w:hAnsi="Times New Roman" w:cs="Times New Roman"/>
-          <w:sz w:val="24"/>
-          <w:szCs w:val="24"/>
-          <w:lang w:val="ru-RU"/>
-        </w:rPr>
-        <w:t>мс</w:t>
-      </w:r>
-      <w:proofErr w:type="spellEnd"/>
-      <w:r>
-        <w:rPr>
-          <w:rFonts w:ascii="Times New Roman" w:hAnsi="Times New Roman" w:cs="Times New Roman"/>
-          <w:sz w:val="24"/>
-          <w:szCs w:val="24"/>
-          <w:lang w:val="ru-RU"/>
-        </w:rPr>
-        <w:t xml:space="preserve"> считывается векторы записи в БД, чтения из БД и время отклика – </w:t>
+        <w:t xml:space="preserve"> мс считывается векторы записи в БД, чтения из БД и время отклика – </w:t>
       </w:r>
       <w:r>
         <w:rPr>
@@ -14945,7 +14935,6 @@
         </w:rPr>
         <w:t xml:space="preserve">. Воспользовавшись матрицей отношений </w:t>
       </w:r>
-      <w:proofErr w:type="gramStart"/>
       <w:r>
         <w:rPr>
           <w:rFonts w:ascii="Times New Roman" w:hAnsi="Times New Roman" w:cs="Times New Roman"/>
@@ -14961,17 +14950,7 @@
           <w:szCs w:val="24"/>
           <w:lang w:val="ru-RU"/>
         </w:rPr>
-        <w:t>.</w:t>
-      </w:r>
-      <w:proofErr w:type="gramEnd"/>
-      <w:r>
-        <w:rPr>
-          <w:rFonts w:ascii="Times New Roman" w:hAnsi="Times New Roman" w:cs="Times New Roman"/>
-          <w:sz w:val="24"/>
-          <w:szCs w:val="24"/>
-          <w:lang w:val="ru-RU"/>
-        </w:rPr>
-        <w:t xml:space="preserve"> Вычислим:</w:t>
+        <w:t>. Вычислим:</w:t>
       </w:r>
     </w:p>
     <w:p>
@@ -17609,27 +17588,7 @@
           <w:szCs w:val="24"/>
           <w:lang w:val="ru-RU"/>
         </w:rPr>
-        <w:t xml:space="preserve"> </w:t>
-      </w:r>
-      <w:proofErr w:type="spellStart"/>
-      <w:r>
-        <w:rPr>
-          <w:rFonts w:ascii="Times New Roman" w:hAnsi="Times New Roman" w:cs="Times New Roman"/>
-          <w:sz w:val="24"/>
-          <w:szCs w:val="24"/>
-          <w:lang w:val="ru-RU"/>
-        </w:rPr>
-        <w:t>мс</w:t>
-      </w:r>
-      <w:proofErr w:type="spellEnd"/>
-      <w:r>
-        <w:rPr>
-          <w:rFonts w:ascii="Times New Roman" w:hAnsi="Times New Roman" w:cs="Times New Roman"/>
-          <w:sz w:val="24"/>
-          <w:szCs w:val="24"/>
-          <w:lang w:val="ru-RU"/>
-        </w:rPr>
-        <w:t xml:space="preserve"> считывается векторы ошибочных запросов, который сразу преобразуется в вектор частоты ошибок </w:t>
+        <w:t xml:space="preserve"> мс считывается векторы ошибочных запросов, который сразу преобразуется в вектор частоты ошибок </w:t>
       </w:r>
       <w:proofErr w:type="spellStart"/>
       <w:r>
@@ -21779,9 +21738,8 @@
           <w:szCs w:val="24"/>
           <w:lang w:val="ru-RU"/>
         </w:rPr>
-        <w:t>сервисов-</w:t>
-      </w:r>
-      <w:proofErr w:type="spellStart"/>
+        <w:t>сервисов-прожор</w:t>
+      </w:r>
       <w:r>
         <w:rPr>
           <w:rFonts w:ascii="Times New Roman" w:hAnsi="Times New Roman" w:cs="Times New Roman"/>
@@ -21791,18 +21749,6 @@
           <w:szCs w:val="24"/>
           <w:lang w:val="ru-RU"/>
         </w:rPr>
-        <w:t>прожор</w:t>
-      </w:r>
-      <w:proofErr w:type="spellEnd"/>
-      <w:r>
-        <w:rPr>
-          <w:rFonts w:ascii="Times New Roman" w:hAnsi="Times New Roman" w:cs="Times New Roman"/>
-          <w:i/>
-          <w:iCs/>
-          <w:sz w:val="24"/>
-          <w:szCs w:val="24"/>
-          <w:lang w:val="ru-RU"/>
-        </w:rPr>
         <w:t>»</w:t>
       </w:r>
       <w:r>
@@ -21922,25 +21868,14 @@
         </w:rPr>
         <w:t xml:space="preserve">). </w:t>
       </w:r>
-      <w:proofErr w:type="spellStart"/>
-      <w:r>
-        <w:rPr>
-          <w:rFonts w:ascii="Times New Roman" w:hAnsi="Times New Roman" w:cs="Times New Roman"/>
-          <w:sz w:val="24"/>
-          <w:szCs w:val="24"/>
-          <w:lang w:val="ru-RU"/>
-        </w:rPr>
-        <w:t>Прожоры</w:t>
-      </w:r>
-      <w:proofErr w:type="spellEnd"/>
-      <w:r>
-        <w:rPr>
-          <w:rFonts w:ascii="Times New Roman" w:hAnsi="Times New Roman" w:cs="Times New Roman"/>
-          <w:sz w:val="24"/>
-          <w:szCs w:val="24"/>
-          <w:lang w:val="ru-RU"/>
-        </w:rPr>
-        <w:t xml:space="preserve"> дают хороший прирост, но непомерно дорого стоит.</w:t>
+      <w:r>
+        <w:rPr>
+          <w:rFonts w:ascii="Times New Roman" w:hAnsi="Times New Roman" w:cs="Times New Roman"/>
+          <w:sz w:val="24"/>
+          <w:szCs w:val="24"/>
+          <w:lang w:val="ru-RU"/>
+        </w:rPr>
+        <w:t>Прожоры дают хороший прирост, но непомерно дорого стоит.</w:t>
       </w:r>
     </w:p>
     <w:p>
@@ -24007,6 +23942,7 @@
           <w:rFonts w:ascii="Times New Roman" w:hAnsi="Times New Roman" w:cs="Times New Roman"/>
           <w:sz w:val="24"/>
           <w:szCs w:val="24"/>
+          <w:lang w:val="ru-RU"/>
         </w:rPr>
       </w:pPr>
       <w:proofErr w:type="spellStart"/>
@@ -24024,6 +23960,7 @@
           <w:rFonts w:ascii="Times New Roman" w:hAnsi="Times New Roman" w:cs="Times New Roman"/>
           <w:sz w:val="24"/>
           <w:szCs w:val="24"/>
+          <w:lang w:val="ru-RU"/>
         </w:rPr>
         <w:t xml:space="preserve"> = </w:t>
       </w:r>
@@ -24032,17 +23969,10 @@
           <w:rFonts w:ascii="Times New Roman" w:hAnsi="Times New Roman" w:cs="Times New Roman"/>
           <w:sz w:val="24"/>
           <w:szCs w:val="24"/>
+          <w:lang w:val="ru-RU"/>
         </w:rPr>
         <w:t>(</w:t>
       </w:r>
-      <w:r>
-        <w:rPr>
-          <w:rFonts w:ascii="Times New Roman" w:hAnsi="Times New Roman" w:cs="Times New Roman"/>
-          <w:sz w:val="24"/>
-          <w:szCs w:val="24"/>
-        </w:rPr>
-        <w:t xml:space="preserve">Aij+1 – </w:t>
-      </w:r>
       <w:proofErr w:type="spellStart"/>
       <w:r>
         <w:rPr>
@@ -24058,6 +23988,26 @@
           <w:rFonts w:ascii="Times New Roman" w:hAnsi="Times New Roman" w:cs="Times New Roman"/>
           <w:sz w:val="24"/>
           <w:szCs w:val="24"/>
+          <w:lang w:val="ru-RU"/>
+        </w:rPr>
+        <w:t xml:space="preserve">+1 – </w:t>
+      </w:r>
+      <w:proofErr w:type="spellStart"/>
+      <w:r>
+        <w:rPr>
+          <w:rFonts w:ascii="Times New Roman" w:hAnsi="Times New Roman" w:cs="Times New Roman"/>
+          <w:sz w:val="24"/>
+          <w:szCs w:val="24"/>
+        </w:rPr>
+        <w:t>Aij</w:t>
+      </w:r>
+      <w:proofErr w:type="spellEnd"/>
+      <w:r>
+        <w:rPr>
+          <w:rFonts w:ascii="Times New Roman" w:hAnsi="Times New Roman" w:cs="Times New Roman"/>
+          <w:sz w:val="24"/>
+          <w:szCs w:val="24"/>
+          <w:lang w:val="ru-RU"/>
         </w:rPr>
         <w:t>)</w:t>
       </w:r>
@@ -24066,16 +24016,28 @@
           <w:rFonts w:ascii="Times New Roman" w:hAnsi="Times New Roman" w:cs="Times New Roman"/>
           <w:sz w:val="24"/>
           <w:szCs w:val="24"/>
-        </w:rPr>
-        <w:t xml:space="preserve"> / A</w:t>
-      </w:r>
-      <w:r>
-        <w:rPr>
-          <w:rFonts w:ascii="Times New Roman" w:hAnsi="Times New Roman" w:cs="Times New Roman"/>
-          <w:sz w:val="24"/>
-          <w:szCs w:val="24"/>
-        </w:rPr>
-        <w:t>ij+1</w:t>
+          <w:lang w:val="ru-RU"/>
+        </w:rPr>
+        <w:t xml:space="preserve"> / </w:t>
+      </w:r>
+      <w:proofErr w:type="spellStart"/>
+      <w:r>
+        <w:rPr>
+          <w:rFonts w:ascii="Times New Roman" w:hAnsi="Times New Roman" w:cs="Times New Roman"/>
+          <w:sz w:val="24"/>
+          <w:szCs w:val="24"/>
+        </w:rPr>
+        <w:t>Aij</w:t>
+      </w:r>
+      <w:proofErr w:type="spellEnd"/>
+      <w:r>
+        <w:rPr>
+          <w:rFonts w:ascii="Times New Roman" w:hAnsi="Times New Roman" w:cs="Times New Roman"/>
+          <w:sz w:val="24"/>
+          <w:szCs w:val="24"/>
+          <w:lang w:val="ru-RU"/>
+        </w:rPr>
+        <w:t>+1</w:t>
       </w:r>
     </w:p>
     <w:p>
@@ -24094,6 +24056,7 @@
           <w:rFonts w:ascii="Times New Roman" w:hAnsi="Times New Roman" w:cs="Times New Roman"/>
           <w:sz w:val="24"/>
           <w:szCs w:val="24"/>
+          <w:lang w:val="ru-RU"/>
         </w:rPr>
         <w:tab/>
       </w:r>
@@ -24364,15 +24327,25 @@
           <w:rFonts w:ascii="Times New Roman" w:hAnsi="Times New Roman" w:cs="Times New Roman"/>
           <w:sz w:val="24"/>
           <w:szCs w:val="24"/>
-        </w:rPr>
-      </w:pPr>
-      <w:r>
-        <w:rPr>
-          <w:rFonts w:ascii="Times New Roman" w:hAnsi="Times New Roman" w:cs="Times New Roman"/>
-          <w:sz w:val="24"/>
-          <w:szCs w:val="24"/>
-        </w:rPr>
-        <w:t xml:space="preserve">DISP = </w:t>
+          <w:lang w:val="ru-RU"/>
+        </w:rPr>
+      </w:pPr>
+      <w:r>
+        <w:rPr>
+          <w:rFonts w:ascii="Times New Roman" w:hAnsi="Times New Roman" w:cs="Times New Roman"/>
+          <w:sz w:val="24"/>
+          <w:szCs w:val="24"/>
+        </w:rPr>
+        <w:t>DISP</w:t>
+      </w:r>
+      <w:r>
+        <w:rPr>
+          <w:rFonts w:ascii="Times New Roman" w:hAnsi="Times New Roman" w:cs="Times New Roman"/>
+          <w:sz w:val="24"/>
+          <w:szCs w:val="24"/>
+          <w:lang w:val="ru-RU"/>
+        </w:rPr>
+        <w:t xml:space="preserve"> = </w:t>
       </w:r>
       <w:proofErr w:type="gramStart"/>
       <w:r>
@@ -24381,7 +24354,16 @@
           <w:sz w:val="24"/>
           <w:szCs w:val="24"/>
         </w:rPr>
-        <w:t>DISP(</w:t>
+        <w:t>DISP</w:t>
+      </w:r>
+      <w:r>
+        <w:rPr>
+          <w:rFonts w:ascii="Times New Roman" w:hAnsi="Times New Roman" w:cs="Times New Roman"/>
+          <w:sz w:val="24"/>
+          <w:szCs w:val="24"/>
+          <w:lang w:val="ru-RU"/>
+        </w:rPr>
+        <w:t>(</w:t>
       </w:r>
       <w:proofErr w:type="spellStart"/>
       <w:proofErr w:type="gramEnd"/>
@@ -24399,6 +24381,7 @@
           <w:rFonts w:ascii="Times New Roman" w:hAnsi="Times New Roman" w:cs="Times New Roman"/>
           <w:sz w:val="24"/>
           <w:szCs w:val="24"/>
+          <w:lang w:val="ru-RU"/>
         </w:rPr>
         <w:t>)</w:t>
       </w:r>
@@ -24418,6 +24401,7 @@
           <w:rFonts w:ascii="Times New Roman" w:hAnsi="Times New Roman" w:cs="Times New Roman"/>
           <w:sz w:val="24"/>
           <w:szCs w:val="24"/>
+          <w:lang w:val="ru-RU"/>
         </w:rPr>
         <w:tab/>
       </w:r>
@@ -24542,15 +24526,42 @@
           <w:rFonts w:ascii="Times New Roman" w:hAnsi="Times New Roman" w:cs="Times New Roman"/>
           <w:sz w:val="24"/>
           <w:szCs w:val="24"/>
-        </w:rPr>
-      </w:pPr>
-      <w:r>
-        <w:rPr>
-          <w:rFonts w:ascii="Times New Roman" w:hAnsi="Times New Roman" w:cs="Times New Roman"/>
-          <w:sz w:val="24"/>
-          <w:szCs w:val="24"/>
-        </w:rPr>
-        <w:t>Rate = 1 / (1 + CV)</w:t>
+          <w:lang w:val="ru-RU"/>
+        </w:rPr>
+      </w:pPr>
+      <w:r>
+        <w:rPr>
+          <w:rFonts w:ascii="Times New Roman" w:hAnsi="Times New Roman" w:cs="Times New Roman"/>
+          <w:sz w:val="24"/>
+          <w:szCs w:val="24"/>
+        </w:rPr>
+        <w:t>Rate</w:t>
+      </w:r>
+      <w:r>
+        <w:rPr>
+          <w:rFonts w:ascii="Times New Roman" w:hAnsi="Times New Roman" w:cs="Times New Roman"/>
+          <w:sz w:val="24"/>
+          <w:szCs w:val="24"/>
+          <w:lang w:val="ru-RU"/>
+        </w:rPr>
+        <w:t xml:space="preserve"> = 1 / (1 + </w:t>
+      </w:r>
+      <w:r>
+        <w:rPr>
+          <w:rFonts w:ascii="Times New Roman" w:hAnsi="Times New Roman" w:cs="Times New Roman"/>
+          <w:sz w:val="24"/>
+          <w:szCs w:val="24"/>
+        </w:rPr>
+        <w:t>CV</w:t>
+      </w:r>
+      <w:r>
+        <w:rPr>
+          <w:rFonts w:ascii="Times New Roman" w:hAnsi="Times New Roman" w:cs="Times New Roman"/>
+          <w:sz w:val="24"/>
+          <w:szCs w:val="24"/>
+          <w:lang w:val="ru-RU"/>
+        </w:rPr>
+        <w:t>)</w:t>
       </w:r>
     </w:p>
     <w:p>
@@ -24572,25 +24583,7 @@
           <w:szCs w:val="24"/>
           <w:lang w:val="ru-RU"/>
         </w:rPr>
-        <w:t xml:space="preserve">Данная оценка принимает значения от 0 (отвратительно) до 1 (идеально) и отражает </w:t>
-      </w:r>
-      <w:r>
-        <w:rPr>
-          <w:rFonts w:ascii="Times New Roman" w:hAnsi="Times New Roman" w:cs="Times New Roman"/>
-          <w:sz w:val="24"/>
-          <w:szCs w:val="24"/>
-          <w:lang w:val="ru-RU"/>
-        </w:rPr>
-        <w:t>стабильность</w:t>
-      </w:r>
-      <w:r>
-        <w:rPr>
-          <w:rFonts w:ascii="Times New Roman" w:hAnsi="Times New Roman" w:cs="Times New Roman"/>
-          <w:sz w:val="24"/>
-          <w:szCs w:val="24"/>
-          <w:lang w:val="ru-RU"/>
-        </w:rPr>
-        <w:t xml:space="preserve"> одного компонента </w:t>
+        <w:t xml:space="preserve">Данная оценка принимает значения от 0 (отвратительно) до 1 (идеально) и отражает стабильность одного компонента </w:t>
       </w:r>
       <w:proofErr w:type="spellStart"/>
       <w:r>
@@ -24756,8 +24749,6 @@
         </w:rPr>
         <w:t>и</w:t>
       </w:r>
-      <w:bookmarkStart w:id="11" w:name="_GoBack"/>
-      <w:bookmarkEnd w:id="11"/>
       <w:r>
         <w:rPr>
           <w:rFonts w:ascii="Times New Roman" w:hAnsi="Times New Roman" w:cs="Times New Roman"/>
@@ -24810,7 +24801,7 @@
 </file>
 
 <file path=word/numbering.xml><?xml version="1.0" encoding="utf-8"?>
-<w:numbering xmlns:wpc="http://schemas.microsoft.com/office/word/2010/wordprocessingCanvas" xmlns:cx="http://schemas.microsoft.com/office/drawing/2014/chartex" xmlns:cx1="http://schemas.microsoft.com/office/drawing/2015/9/8/chartex" xmlns:cx2="http://schemas.microsoft.com/office/drawing/2015/10/21/chartex" xmlns:cx3="http://schemas.microsoft.com/office/drawing/2016/5/9/chartex" xmlns:cx4="http://schemas.microsoft.com/office/drawing/2016/5/10/chartex" xmlns:cx5="http://schemas.microsoft.com/office/drawing/2016/5/11/chartex" xmlns:cx6="http://schemas.microsoft.com/office/drawing/2016/5/12/chartex" xmlns:cx7="http://schemas.microsoft.com/office/drawing/2016/5/13/chartex" xmlns:cx8="http://schemas.microsoft.com/office/drawing/2016/5/14/chartex" xmlns:mc="http://schemas.openxmlformats.org/markup-compatibility/2006" xmlns:aink="http://schemas.microsoft.com/office/drawing/2016/ink" xmlns:am3d="http://schemas.microsoft.com/office/drawing/2017/model3d" xmlns:o="urn:schemas-microsoft-com:office:office" xmlns:r="http://schemas.openxmlformats.org/officeDocument/2006/relationships" xmlns:m="http://schemas.openxmlformats.org/officeDocument/2006/math" xmlns:v="urn:schemas-microsoft-com:vml" xmlns:wp14="http://schemas.microsoft.com/office/word/2010/wordprocessingDrawing" xmlns:wp="http://schemas.openxmlformats.org/drawingml/2006/wordprocessingDrawing" xmlns:w10="urn:schemas-microsoft-com:office:word" xmlns:w="http://schemas.openxmlformats.org/wordprocessingml/2006/main" xmlns:w14="http://schemas.microsoft.com/office/word/2010/wordml" xmlns:w15="http://schemas.microsoft.com/office/word/2012/wordml" xmlns:w16cid="http://schemas.microsoft.com/office/word/2016/wordml/cid" xmlns:w16se="http://schemas.microsoft.com/office/word/2015/wordml/symex" xmlns:wpg="http://schemas.microsoft.com/office/word/2010/wordprocessingGroup" xmlns:wpi="http://schemas.microsoft.com/office/word/2010/wordprocessingInk" xmlns:wne="http://schemas.microsoft.com/office/word/2006/wordml" xmlns:wps="http://schemas.microsoft.com/office/word/2010/wordprocessingShape" mc:Ignorable="w14 w15 w16se w16cid wp14">
+<w:numbering xmlns:wpc="http://schemas.microsoft.com/office/word/2010/wordprocessingCanvas" xmlns:cx="http://schemas.microsoft.com/office/drawing/2014/chartex" xmlns:cx1="http://schemas.microsoft.com/office/drawing/2015/9/8/chartex" xmlns:cx2="http://schemas.microsoft.com/office/drawing/2015/10/21/chartex" xmlns:cx3="http://schemas.microsoft.com/office/drawing/2016/5/9/chartex" xmlns:cx4="http://schemas.microsoft.com/office/drawing/2016/5/10/chartex" xmlns:cx5="http://schemas.microsoft.com/office/drawing/2016/5/11/chartex" xmlns:cx6="http://schemas.microsoft.com/office/drawing/2016/5/12/chartex" xmlns:cx7="http://schemas.microsoft.com/office/drawing/2016/5/13/chartex" xmlns:cx8="http://schemas.microsoft.com/office/drawing/2016/5/14/chartex" xmlns:mc="http://schemas.openxmlformats.org/markup-compatibility/2006" xmlns:aink="http://schemas.microsoft.com/office/drawing/2016/ink" xmlns:am3d="http://schemas.microsoft.com/office/drawing/2017/model3d" xmlns:o="urn:schemas-microsoft-com:office:office" xmlns:oel="http://schemas.microsoft.com/office/2019/extlst" xmlns:r="http://schemas.openxmlformats.org/officeDocument/2006/relationships" xmlns:m="http://schemas.openxmlformats.org/officeDocument/2006/math" xmlns:v="urn:schemas-microsoft-com:vml" xmlns:wp14="http://schemas.microsoft.com/office/word/2010/wordprocessingDrawing" xmlns:wp="http://schemas.openxmlformats.org/drawingml/2006/wordprocessingDrawing" xmlns:w10="urn:schemas-microsoft-com:office:word" xmlns:w="http://schemas.openxmlformats.org/wordprocessingml/2006/main" xmlns:w14="http://schemas.microsoft.com/office/word/2010/wordml" xmlns:w15="http://schemas.microsoft.com/office/word/2012/wordml" xmlns:w16cex="http://schemas.microsoft.com/office/word/2018/wordml/cex" xmlns:w16cid="http://schemas.microsoft.com/office/word/2016/wordml/cid" xmlns:w16="http://schemas.microsoft.com/office/word/2018/wordml" xmlns:w16sdtdh="http://schemas.microsoft.com/office/word/2020/wordml/sdtdatahash" xmlns:w16se="http://schemas.microsoft.com/office/word/2015/wordml/symex" xmlns:wpg="http://schemas.microsoft.com/office/word/2010/wordprocessingGroup" xmlns:wpi="http://schemas.microsoft.com/office/word/2010/wordprocessingInk" xmlns:wne="http://schemas.microsoft.com/office/word/2006/wordml" xmlns:wps="http://schemas.microsoft.com/office/word/2010/wordprocessingShape" mc:Ignorable="w14 w15 w16se w16cid w16 w16cex w16sdtdh wp14">
   <w:abstractNum w:abstractNumId="0" w15:restartNumberingAfterBreak="0">
     <w:nsid w:val="0177555A"/>
     <w:multiLevelType w:val="multilevel"/>
@@ -30125,19 +30116,19 @@
       </w:rPr>
     </w:lvl>
   </w:abstractNum>
-  <w:num w:numId="1">
+  <w:num w:numId="1" w16cid:durableId="979992122">
     <w:abstractNumId w:val="35"/>
   </w:num>
-  <w:num w:numId="2">
+  <w:num w:numId="2" w16cid:durableId="1958019994">
     <w:abstractNumId w:val="1"/>
   </w:num>
-  <w:num w:numId="3">
+  <w:num w:numId="3" w16cid:durableId="1974947202">
     <w:abstractNumId w:val="3"/>
   </w:num>
-  <w:num w:numId="4">
+  <w:num w:numId="4" w16cid:durableId="464128416">
     <w:abstractNumId w:val="22"/>
   </w:num>
-  <w:num w:numId="5">
+  <w:num w:numId="5" w16cid:durableId="1319766048">
     <w:abstractNumId w:val="2"/>
     <w:lvlOverride w:ilvl="0">
       <w:startOverride w:val="1"/>
@@ -30167,7 +30158,7 @@
       <w:startOverride w:val="1"/>
     </w:lvlOverride>
   </w:num>
-  <w:num w:numId="6">
+  <w:num w:numId="6" w16cid:durableId="1213079102">
     <w:abstractNumId w:val="7"/>
     <w:lvlOverride w:ilvl="0">
       <w:startOverride w:val="1"/>
@@ -30197,10 +30188,10 @@
       <w:startOverride w:val="1"/>
     </w:lvlOverride>
   </w:num>
-  <w:num w:numId="7">
+  <w:num w:numId="7" w16cid:durableId="1349796141">
     <w:abstractNumId w:val="21"/>
   </w:num>
-  <w:num w:numId="8">
+  <w:num w:numId="8" w16cid:durableId="1858420053">
     <w:abstractNumId w:val="34"/>
     <w:lvlOverride w:ilvl="0"/>
     <w:lvlOverride w:ilvl="1">
@@ -30228,125 +30219,125 @@
       <w:startOverride w:val="1"/>
     </w:lvlOverride>
   </w:num>
-  <w:num w:numId="9">
+  <w:num w:numId="9" w16cid:durableId="1901281072">
     <w:abstractNumId w:val="40"/>
   </w:num>
-  <w:num w:numId="10">
+  <w:num w:numId="10" w16cid:durableId="1386641310">
     <w:abstractNumId w:val="19"/>
   </w:num>
-  <w:num w:numId="11">
+  <w:num w:numId="11" w16cid:durableId="382559518">
     <w:abstractNumId w:val="28"/>
   </w:num>
-  <w:num w:numId="12">
+  <w:num w:numId="12" w16cid:durableId="2048993242">
     <w:abstractNumId w:val="41"/>
   </w:num>
-  <w:num w:numId="13">
+  <w:num w:numId="13" w16cid:durableId="168066084">
     <w:abstractNumId w:val="37"/>
   </w:num>
-  <w:num w:numId="14">
+  <w:num w:numId="14" w16cid:durableId="1031879373">
     <w:abstractNumId w:val="36"/>
   </w:num>
-  <w:num w:numId="15">
+  <w:num w:numId="15" w16cid:durableId="1091976619">
     <w:abstractNumId w:val="27"/>
   </w:num>
-  <w:num w:numId="16">
+  <w:num w:numId="16" w16cid:durableId="1771897662">
     <w:abstractNumId w:val="29"/>
   </w:num>
-  <w:num w:numId="17">
+  <w:num w:numId="17" w16cid:durableId="1666588709">
     <w:abstractNumId w:val="6"/>
   </w:num>
-  <w:num w:numId="18">
+  <w:num w:numId="18" w16cid:durableId="939409689">
     <w:abstractNumId w:val="8"/>
   </w:num>
-  <w:num w:numId="19">
+  <w:num w:numId="19" w16cid:durableId="2086802171">
     <w:abstractNumId w:val="18"/>
   </w:num>
-  <w:num w:numId="20">
+  <w:num w:numId="20" w16cid:durableId="2128767065">
     <w:abstractNumId w:val="30"/>
   </w:num>
-  <w:num w:numId="21">
+  <w:num w:numId="21" w16cid:durableId="558370789">
     <w:abstractNumId w:val="24"/>
   </w:num>
-  <w:num w:numId="22">
+  <w:num w:numId="22" w16cid:durableId="2075617009">
     <w:abstractNumId w:val="25"/>
   </w:num>
-  <w:num w:numId="23">
+  <w:num w:numId="23" w16cid:durableId="1919245305">
     <w:abstractNumId w:val="17"/>
   </w:num>
-  <w:num w:numId="24">
+  <w:num w:numId="24" w16cid:durableId="479276753">
     <w:abstractNumId w:val="32"/>
   </w:num>
-  <w:num w:numId="25">
+  <w:num w:numId="25" w16cid:durableId="853498724">
     <w:abstractNumId w:val="9"/>
   </w:num>
-  <w:num w:numId="26">
+  <w:num w:numId="26" w16cid:durableId="1700083696">
     <w:abstractNumId w:val="26"/>
   </w:num>
-  <w:num w:numId="27">
+  <w:num w:numId="27" w16cid:durableId="2067609968">
     <w:abstractNumId w:val="13"/>
   </w:num>
-  <w:num w:numId="28">
+  <w:num w:numId="28" w16cid:durableId="1039545446">
     <w:abstractNumId w:val="16"/>
   </w:num>
-  <w:num w:numId="29">
+  <w:num w:numId="29" w16cid:durableId="2040232516">
     <w:abstractNumId w:val="20"/>
   </w:num>
-  <w:num w:numId="30">
+  <w:num w:numId="30" w16cid:durableId="2068599547">
     <w:abstractNumId w:val="14"/>
   </w:num>
-  <w:num w:numId="31">
+  <w:num w:numId="31" w16cid:durableId="2047899652">
     <w:abstractNumId w:val="4"/>
   </w:num>
-  <w:num w:numId="32">
+  <w:num w:numId="32" w16cid:durableId="540676907">
     <w:abstractNumId w:val="11"/>
   </w:num>
-  <w:num w:numId="33">
+  <w:num w:numId="33" w16cid:durableId="397824286">
     <w:abstractNumId w:val="38"/>
   </w:num>
-  <w:num w:numId="34">
+  <w:num w:numId="34" w16cid:durableId="12339693">
     <w:abstractNumId w:val="43"/>
   </w:num>
-  <w:num w:numId="35">
+  <w:num w:numId="35" w16cid:durableId="533421035">
     <w:abstractNumId w:val="39"/>
   </w:num>
-  <w:num w:numId="36">
+  <w:num w:numId="36" w16cid:durableId="1494368418">
     <w:abstractNumId w:val="33"/>
   </w:num>
-  <w:num w:numId="37">
+  <w:num w:numId="37" w16cid:durableId="1347099621">
     <w:abstractNumId w:val="44"/>
   </w:num>
-  <w:num w:numId="38">
+  <w:num w:numId="38" w16cid:durableId="1600791670">
     <w:abstractNumId w:val="0"/>
   </w:num>
-  <w:num w:numId="39">
+  <w:num w:numId="39" w16cid:durableId="1100485453">
     <w:abstractNumId w:val="23"/>
   </w:num>
-  <w:num w:numId="40">
+  <w:num w:numId="40" w16cid:durableId="649407925">
     <w:abstractNumId w:val="31"/>
   </w:num>
-  <w:num w:numId="41">
+  <w:num w:numId="41" w16cid:durableId="1203981539">
     <w:abstractNumId w:val="12"/>
   </w:num>
-  <w:num w:numId="42">
+  <w:num w:numId="42" w16cid:durableId="879971405">
     <w:abstractNumId w:val="10"/>
   </w:num>
-  <w:num w:numId="43">
+  <w:num w:numId="43" w16cid:durableId="1000043194">
     <w:abstractNumId w:val="2"/>
   </w:num>
-  <w:num w:numId="44">
+  <w:num w:numId="44" w16cid:durableId="1684624602">
     <w:abstractNumId w:val="42"/>
   </w:num>
-  <w:num w:numId="45">
+  <w:num w:numId="45" w16cid:durableId="104424218">
     <w:abstractNumId w:val="15"/>
   </w:num>
-  <w:num w:numId="46">
+  <w:num w:numId="46" w16cid:durableId="1217620712">
     <w:abstractNumId w:val="5"/>
   </w:num>
 </w:numbering>
 </file>
 
 <file path=word/styles.xml><?xml version="1.0" encoding="utf-8"?>
-<w:styles xmlns:mc="http://schemas.openxmlformats.org/markup-compatibility/2006" xmlns:r="http://schemas.openxmlformats.org/officeDocument/2006/relationships" xmlns:w="http://schemas.openxmlformats.org/wordprocessingml/2006/main" xmlns:w14="http://schemas.microsoft.com/office/word/2010/wordml" xmlns:w15="http://schemas.microsoft.com/office/word/2012/wordml" xmlns:w16cid="http://schemas.microsoft.com/office/word/2016/wordml/cid" xmlns:w16se="http://schemas.microsoft.com/office/word/2015/wordml/symex" mc:Ignorable="w14 w15 w16se w16cid">
+<w:styles xmlns:mc="http://schemas.openxmlformats.org/markup-compatibility/2006" xmlns:r="http://schemas.openxmlformats.org/officeDocument/2006/relationships" xmlns:w="http://schemas.openxmlformats.org/wordprocessingml/2006/main" xmlns:w14="http://schemas.microsoft.com/office/word/2010/wordml" xmlns:w15="http://schemas.microsoft.com/office/word/2012/wordml" xmlns:w16cex="http://schemas.microsoft.com/office/word/2018/wordml/cex" xmlns:w16cid="http://schemas.microsoft.com/office/word/2016/wordml/cid" xmlns:w16="http://schemas.microsoft.com/office/word/2018/wordml" xmlns:w16sdtdh="http://schemas.microsoft.com/office/word/2020/wordml/sdtdatahash" xmlns:w16se="http://schemas.microsoft.com/office/word/2015/wordml/symex" mc:Ignorable="w14 w15 w16se w16cid w16 w16cex w16sdtdh">
   <w:docDefaults>
     <w:rPrDefault>
       <w:rPr>
@@ -30362,7 +30353,7 @@
       </w:pPr>
     </w:pPrDefault>
   </w:docDefaults>
-  <w:latentStyles w:defLockedState="0" w:defUIPriority="99" w:defSemiHidden="0" w:defUnhideWhenUsed="0" w:defQFormat="0" w:count="375">
+  <w:latentStyles w:defLockedState="0" w:defUIPriority="99" w:defSemiHidden="0" w:defUnhideWhenUsed="0" w:defQFormat="0" w:count="376">
     <w:lsdException w:name="Normal" w:uiPriority="0" w:qFormat="1"/>
     <w:lsdException w:name="heading 1" w:uiPriority="9" w:qFormat="1"/>
     <w:lsdException w:name="heading 2" w:semiHidden="1" w:uiPriority="9" w:unhideWhenUsed="1" w:qFormat="1"/>
@@ -30738,6 +30729,7 @@
     <w:lsdException w:name="Smart Hyperlink" w:semiHidden="1" w:unhideWhenUsed="1"/>
     <w:lsdException w:name="Hashtag" w:semiHidden="1" w:unhideWhenUsed="1"/>
     <w:lsdException w:name="Unresolved Mention" w:semiHidden="1" w:unhideWhenUsed="1"/>
+    <w:lsdException w:name="Smart Link" w:semiHidden="1" w:unhideWhenUsed="1"/>
   </w:latentStyles>
   <w:style w:type="paragraph" w:default="1" w:styleId="a">
     <w:name w:val="Normal"/>
